--- a/policies/build/preview_hco/HCO.COP.1_v2_preview.docx
+++ b/policies/build/preview_hco/HCO.COP.1_v2_preview.docx
@@ -761,7 +761,7 @@
           <w:sz w:val="22"/>
           <w:szCs w:val="22"/>
         </w:rPr>
-        <w:t xml:space="preserve">Boundaries: do not copy SHCO COP wording. Do not overwrite AAC policies. Spell out abbreviations on first use in training materials.</w:t>
+        <w:t xml:space="preserve">Boundaries: do not overwrite HCO AAC policies. Spell out abbreviations on first use in training materials.</w:t>
       </w:r>
     </w:p>
     <w:p>
@@ -839,7 +839,7 @@
           <w:sz w:val="22"/>
           <w:szCs w:val="22"/>
         </w:rPr>
-        <w:t xml:space="preserve">3. Do not skip: The organisation implements evidence-based clinical practice guidelines and / or clinical protocols to guid...</w:t>
+        <w:t xml:space="preserve">3. Do not skip: The organisation implements evidence-based clinical practice guidelines and / or clinical protocols to guide...</w:t>
       </w:r>
     </w:p>
     <w:p>
@@ -851,7 +851,7 @@
           <w:sz w:val="22"/>
           <w:szCs w:val="22"/>
         </w:rPr>
-        <w:t xml:space="preserve">4. Do not skip: Clinical care pathways are developed, consistently followed across all settings of care, and reviewed perio...</w:t>
+        <w:t xml:space="preserve">4. Do not skip: Clinical care pathways are developed, consistently followed across all settings of care, and reviewed...</w:t>
       </w:r>
     </w:p>
     <w:p>
@@ -863,7 +863,7 @@
           <w:sz w:val="22"/>
           <w:szCs w:val="22"/>
         </w:rPr>
-        <w:t xml:space="preserve">5. Do not skip: Multi-disciplinary and multi-speciality care, where appropriate, is planned based on best clinical practice...</w:t>
+        <w:t xml:space="preserve">5. Do not skip: Multi-disciplinary and multi-speciality care, where appropriate, is planned based on best clinical practices...</w:t>
       </w:r>
     </w:p>
     <w:p>
@@ -983,7 +983,7 @@
         <w:spacing w:after="100" w:before="220"/>
       </w:pPr>
       <w:r>
-        <w:t xml:space="preserve">5.3 The organisation implements evidence-based clinical practice guidelin..</w:t>
+        <w:t xml:space="preserve">5.3 The organisation implements evidence-based clinical practice guidelines..</w:t>
       </w:r>
     </w:p>
     <w:p>
@@ -1016,7 +1016,7 @@
         <w:spacing w:after="100" w:before="220"/>
       </w:pPr>
       <w:r>
-        <w:t xml:space="preserve">5.4 Clinical care pathways are developed, consistently followed across al..</w:t>
+        <w:t xml:space="preserve">5.4 Clinical care pathways are developed, consistently followed across all..</w:t>
       </w:r>
     </w:p>
     <w:p>
@@ -1049,7 +1049,7 @@
         <w:spacing w:after="100" w:before="220"/>
       </w:pPr>
       <w:r>
-        <w:t xml:space="preserve">5.5 Multi-disciplinary and multi-speciality care, where appropriate, is p..</w:t>
+        <w:t xml:space="preserve">5.5 Multi-disciplinary and multi-speciality care, where appropriate, is..</w:t>
       </w:r>
     </w:p>
     <w:p>
@@ -1082,7 +1082,7 @@
         <w:spacing w:after="100" w:before="220"/>
       </w:pPr>
       <w:r>
-        <w:t xml:space="preserve">5.6 Telemedicine facility is provided safely and securely based on writte..</w:t>
+        <w:t xml:space="preserve">5.6 Telemedicine facility is provided safely and securely based on written..</w:t>
       </w:r>
     </w:p>
     <w:p>
@@ -1116,6 +1116,20 @@
       </w:pPr>
       <w:r>
         <w:t xml:space="preserve">6. Governance and responsibility</w:t>
+      </w:r>
+    </w:p>
+    <w:p>
+      <w:pPr>
+        <w:spacing w:after="20" w:before="100"/>
+      </w:pPr>
+      <w:r>
+        <w:rPr>
+          <w:b/>
+          <w:bCs/>
+          <w:sz w:val="22"/>
+          <w:szCs w:val="22"/>
+        </w:rPr>
+        <w:t xml:space="preserve">Medical Superintendent</w:t>
       </w:r>
     </w:p>
     <w:p>
@@ -1132,7 +1146,21 @@
           <w:sz w:val="22"/>
           <w:szCs w:val="22"/>
         </w:rPr>
-        <w:t xml:space="preserve">Medical Superintendent</w:t>
+        <w:t xml:space="preserve">Accountable that COP.1 is resourced and followed.</w:t>
+      </w:r>
+    </w:p>
+    <w:p>
+      <w:pPr>
+        <w:spacing w:after="20" w:before="100"/>
+      </w:pPr>
+      <w:r>
+        <w:rPr>
+          <w:b/>
+          <w:bCs/>
+          <w:sz w:val="22"/>
+          <w:szCs w:val="22"/>
+        </w:rPr>
+        <w:t xml:space="preserve">Quality Coordinator</w:t>
       </w:r>
     </w:p>
     <w:p>
@@ -1149,7 +1177,21 @@
           <w:sz w:val="22"/>
           <w:szCs w:val="22"/>
         </w:rPr>
-        <w:t xml:space="preserve">Accountable that COP.1 is resourced and followed.</w:t>
+        <w:t xml:space="preserve">Owns day-to-day implementation and records for this standard.</w:t>
+      </w:r>
+    </w:p>
+    <w:p>
+      <w:pPr>
+        <w:spacing w:after="20" w:before="100"/>
+      </w:pPr>
+      <w:r>
+        <w:rPr>
+          <w:b/>
+          <w:bCs/>
+          <w:sz w:val="22"/>
+          <w:szCs w:val="22"/>
+        </w:rPr>
+        <w:t xml:space="preserve">Treating doctors / nurses / technicians (as applicable)</w:t>
       </w:r>
     </w:p>
     <w:p>
@@ -1166,6 +1208,20 @@
           <w:sz w:val="22"/>
           <w:szCs w:val="22"/>
         </w:rPr>
+        <w:t xml:space="preserve">Deliver care as written; escalate stop-work triggers without delay.</w:t>
+      </w:r>
+    </w:p>
+    <w:p>
+      <w:pPr>
+        <w:spacing w:after="20" w:before="100"/>
+      </w:pPr>
+      <w:r>
+        <w:rPr>
+          <w:b/>
+          <w:bCs/>
+          <w:sz w:val="22"/>
+          <w:szCs w:val="22"/>
+        </w:rPr>
         <w:t xml:space="preserve">Quality Coordinator</w:t>
       </w:r>
     </w:p>
@@ -1183,7 +1239,28 @@
           <w:sz w:val="22"/>
           <w:szCs w:val="22"/>
         </w:rPr>
-        <w:t xml:space="preserve">Owns day-to-day implementation and records for this standard.</w:t>
+        <w:t xml:space="preserve">Audits this policy «quarterly»; holds training acknowledgements.</w:t>
+      </w:r>
+    </w:p>
+    <w:p>
+      <w:pPr>
+        <w:pStyle w:val="Heading1"/>
+        <w:spacing w:after="120" w:before="280"/>
+      </w:pPr>
+      <w:r>
+        <w:t xml:space="preserve">7. Quality monitoring (RCA → CAPA)</w:t>
+      </w:r>
+    </w:p>
+    <w:p>
+      <w:pPr>
+        <w:spacing w:after="140"/>
+      </w:pPr>
+      <w:r>
+        <w:rPr>
+          <w:sz w:val="22"/>
+          <w:szCs w:val="22"/>
+        </w:rPr>
+        <w:t xml:space="preserve">The Quality Coordinator audits this policy «quarterly». The audit reviews:</w:t>
       </w:r>
     </w:p>
     <w:p>
@@ -1200,7 +1277,7 @@
           <w:sz w:val="22"/>
           <w:szCs w:val="22"/>
         </w:rPr>
-        <w:t xml:space="preserve">Treating doctors / nurses / technicians (as applicable)</w:t>
+        <w:t xml:space="preserve">Records for a sample of this standard's objective elements, checked against the What-we-do steps.</w:t>
       </w:r>
     </w:p>
     <w:p>
@@ -1217,7 +1294,7 @@
           <w:sz w:val="22"/>
           <w:szCs w:val="22"/>
         </w:rPr>
-        <w:t xml:space="preserve">Deliver care as written; escalate stop-work triggers without delay.</w:t>
+        <w:t xml:space="preserve">Documentary evidence is on file for each asterisked objective element in the sample.</w:t>
       </w:r>
     </w:p>
     <w:p>
@@ -1234,7 +1311,7 @@
           <w:sz w:val="22"/>
           <w:szCs w:val="22"/>
         </w:rPr>
-        <w:t xml:space="preserve">Quality Coordinator</w:t>
+        <w:t xml:space="preserve">CORE objective elements show no critical gaps in the sample.</w:t>
       </w:r>
     </w:p>
     <w:p>
@@ -1251,108 +1328,19 @@
           <w:sz w:val="22"/>
           <w:szCs w:val="22"/>
         </w:rPr>
-        <w:t xml:space="preserve">Audits this policy «quarterly»; holds training acknowledgements.</w:t>
-      </w:r>
-    </w:p>
-    <w:p>
-      <w:pPr>
-        <w:pStyle w:val="Heading1"/>
-        <w:spacing w:after="120" w:before="280"/>
-      </w:pPr>
-      <w:r>
-        <w:t xml:space="preserve">7. Quality monitoring (RCA → CAPA)</w:t>
-      </w:r>
-    </w:p>
-    <w:p>
-      <w:pPr>
-        <w:spacing w:after="140"/>
-      </w:pPr>
-      <w:r>
-        <w:rPr>
-          <w:sz w:val="22"/>
-          <w:szCs w:val="22"/>
-        </w:rPr>
-        <w:t xml:space="preserve">The Quality Coordinator audits this policy «quarterly».</w:t>
-      </w:r>
-    </w:p>
-    <w:p>
-      <w:pPr>
-        <w:spacing w:after="140"/>
-      </w:pPr>
-      <w:r>
-        <w:rPr>
-          <w:sz w:val="22"/>
-          <w:szCs w:val="22"/>
-        </w:rPr>
-        <w:t xml:space="preserve">What is monitored each quarter:</w:t>
-      </w:r>
-    </w:p>
-    <w:p>
-      <w:pPr>
-        <w:pStyle w:val="ListParagraph"/>
-        <w:numPr>
-          <w:ilvl w:val="0"/>
-          <w:numId w:val="1"/>
-        </w:numPr>
-        <w:spacing w:after="60"/>
-      </w:pPr>
-      <w:r>
-        <w:rPr>
-          <w:sz w:val="22"/>
-          <w:szCs w:val="22"/>
-        </w:rPr>
-        <w:t xml:space="preserve">Sample of records for each OE COP.1.a–f.</w:t>
-      </w:r>
-    </w:p>
-    <w:p>
-      <w:pPr>
-        <w:pStyle w:val="ListParagraph"/>
-        <w:numPr>
-          <w:ilvl w:val="0"/>
-          <w:numId w:val="1"/>
-        </w:numPr>
-        <w:spacing w:after="60"/>
-      </w:pPr>
-      <w:r>
-        <w:rPr>
-          <w:sz w:val="22"/>
-          <w:szCs w:val="22"/>
-        </w:rPr>
-        <w:t xml:space="preserve">Asterisked elements (af) have document evidence as required.</w:t>
-      </w:r>
-    </w:p>
-    <w:p>
-      <w:pPr>
-        <w:pStyle w:val="ListParagraph"/>
-        <w:numPr>
-          <w:ilvl w:val="0"/>
-          <w:numId w:val="1"/>
-        </w:numPr>
-        <w:spacing w:after="60"/>
-      </w:pPr>
-      <w:r>
-        <w:rPr>
-          <w:sz w:val="22"/>
-          <w:szCs w:val="22"/>
-        </w:rPr>
-        <w:t xml:space="preserve">CORE elements (b) show no critical gaps in the sample.</w:t>
-      </w:r>
-    </w:p>
-    <w:p>
-      <w:pPr>
-        <w:pStyle w:val="ListParagraph"/>
-        <w:numPr>
-          <w:ilvl w:val="0"/>
-          <w:numId w:val="1"/>
-        </w:numPr>
-        <w:spacing w:after="60"/>
-      </w:pPr>
-      <w:r>
-        <w:rPr>
-          <w:sz w:val="22"/>
-          <w:szCs w:val="22"/>
-        </w:rPr>
         <w:t xml:space="preserve">Stop-work events (if any) are logged with outcome.</w:t>
+      </w:r>
+    </w:p>
+    <w:p>
+      <w:pPr>
+        <w:spacing w:after="140"/>
+      </w:pPr>
+      <w:r>
+        <w:rPr>
+          <w:sz w:val="22"/>
+          <w:szCs w:val="22"/>
+        </w:rPr>
+        <w:t xml:space="preserve">Root-cause analysis is required when a gap found in this audit remains open beyond «90 days».</w:t>
       </w:r>
     </w:p>
     <w:p>
@@ -3000,7 +2988,7 @@
           <w:sz w:val="22"/>
           <w:szCs w:val="22"/>
         </w:rPr>
-        <w:t xml:space="preserve">Records showing COP.1.a was followed for sampled patients/cases.</w:t>
+        <w:t xml:space="preserve">Written uniform-care guidance or protocol document.</w:t>
       </w:r>
     </w:p>
     <w:p>
@@ -3017,7 +3005,7 @@
           <w:sz w:val="22"/>
           <w:szCs w:val="22"/>
         </w:rPr>
-        <w:t xml:space="preserve">Written guidance / protocol referenced for this element (where required).</w:t>
+        <w:t xml:space="preserve">Staff training record on the guidance.</w:t>
       </w:r>
     </w:p>
     <w:p>
@@ -3034,7 +3022,16 @@
           <w:sz w:val="22"/>
           <w:szCs w:val="22"/>
         </w:rPr>
-        <w:t xml:space="preserve">Audit sample notes for COP.1.a reviewed «quarterly».</w:t>
+        <w:t xml:space="preserve">Cross-setting consistency-check record (OPD, IPD, emergency).</w:t>
+      </w:r>
+    </w:p>
+    <w:p>
+      <w:pPr>
+        <w:pStyle w:val="Heading2"/>
+        <w:spacing w:after="100" w:before="220"/>
+      </w:pPr>
+      <w:r>
+        <w:t xml:space="preserve">COP.1.b — The organisation has a uniform process for identification of patients and uses at least two identifiers.</w:t>
       </w:r>
     </w:p>
     <w:p>
@@ -3051,16 +3048,7 @@
           <w:sz w:val="22"/>
           <w:szCs w:val="22"/>
         </w:rPr>
-        <w:t xml:space="preserve">Documented evidence specifically required by the asterisked interpretation.</w:t>
-      </w:r>
-    </w:p>
-    <w:p>
-      <w:pPr>
-        <w:pStyle w:val="Heading2"/>
-        <w:spacing w:after="100" w:before="220"/>
-      </w:pPr>
-      <w:r>
-        <w:t xml:space="preserve">COP.1.b — The organisation has a uniform process for identification of patients and uses at least two identifiers.</w:t>
+        <w:t xml:space="preserve">Written patient-identification procedure naming the two identifiers used.</w:t>
       </w:r>
     </w:p>
     <w:p>
@@ -3077,7 +3065,7 @@
           <w:sz w:val="22"/>
           <w:szCs w:val="22"/>
         </w:rPr>
-        <w:t xml:space="preserve">Records showing COP.1.b was followed for sampled patients/cases.</w:t>
+        <w:t xml:space="preserve">Identification-practice observation record for a sampled encounter.</w:t>
       </w:r>
     </w:p>
     <w:p>
@@ -3094,7 +3082,16 @@
           <w:sz w:val="22"/>
           <w:szCs w:val="22"/>
         </w:rPr>
-        <w:t xml:space="preserve">Written guidance / protocol referenced for this element (where required).</w:t>
+        <w:t xml:space="preserve">Wristband or ID-card record, where used.</w:t>
+      </w:r>
+    </w:p>
+    <w:p>
+      <w:pPr>
+        <w:pStyle w:val="Heading2"/>
+        <w:spacing w:after="100" w:before="220"/>
+      </w:pPr>
+      <w:r>
+        <w:t xml:space="preserve">COP.1.c — The organisation implements evidence-based clinical practice guidelines and / or clinical protocols to guide uniform patient care.</w:t>
       </w:r>
     </w:p>
     <w:p>
@@ -3111,16 +3108,7 @@
           <w:sz w:val="22"/>
           <w:szCs w:val="22"/>
         </w:rPr>
-        <w:t xml:space="preserve">Audit sample notes for COP.1.b reviewed «quarterly».</w:t>
-      </w:r>
-    </w:p>
-    <w:p>
-      <w:pPr>
-        <w:pStyle w:val="Heading2"/>
-        <w:spacing w:after="100" w:before="220"/>
-      </w:pPr>
-      <w:r>
-        <w:t xml:space="preserve">COP.1.c — The organisation implements evidence-based clinical practice guidelines and / or clinical protocols to guide uniform patient care.</w:t>
+        <w:t xml:space="preserve">Adopted clinical practice guideline or protocol list.</w:t>
       </w:r>
     </w:p>
     <w:p>
@@ -3137,7 +3125,7 @@
           <w:sz w:val="22"/>
           <w:szCs w:val="22"/>
         </w:rPr>
-        <w:t xml:space="preserve">Records showing COP.1.c was followed for sampled patients/cases.</w:t>
+        <w:t xml:space="preserve">Reference-source record (professional body, national or international guideline).</w:t>
       </w:r>
     </w:p>
     <w:p>
@@ -3154,7 +3142,16 @@
           <w:sz w:val="22"/>
           <w:szCs w:val="22"/>
         </w:rPr>
-        <w:t xml:space="preserve">Written guidance / protocol referenced for this element (where required).</w:t>
+        <w:t xml:space="preserve">Staff-access record to the current guidelines.</w:t>
+      </w:r>
+    </w:p>
+    <w:p>
+      <w:pPr>
+        <w:pStyle w:val="Heading2"/>
+        <w:spacing w:after="100" w:before="220"/>
+      </w:pPr>
+      <w:r>
+        <w:t xml:space="preserve">COP.1.d — Clinical care pathways are developed, consistently followed across all settings of care, and reviewed periodically.</w:t>
       </w:r>
     </w:p>
     <w:p>
@@ -3171,16 +3168,7 @@
           <w:sz w:val="22"/>
           <w:szCs w:val="22"/>
         </w:rPr>
-        <w:t xml:space="preserve">Audit sample notes for COP.1.c reviewed «quarterly».</w:t>
-      </w:r>
-    </w:p>
-    <w:p>
-      <w:pPr>
-        <w:pStyle w:val="Heading2"/>
-        <w:spacing w:after="100" w:before="220"/>
-      </w:pPr>
-      <w:r>
-        <w:t xml:space="preserve">COP.1.d — Clinical care pathways are developed, consistently followed across all settings of care, and reviewed periodically.</w:t>
+        <w:t xml:space="preserve">Developed care-pathway document for a selected condition.</w:t>
       </w:r>
     </w:p>
     <w:p>
@@ -3197,7 +3185,7 @@
           <w:sz w:val="22"/>
           <w:szCs w:val="22"/>
         </w:rPr>
-        <w:t xml:space="preserve">Records showing COP.1.d was followed for sampled patients/cases.</w:t>
+        <w:t xml:space="preserve">Consistency-check record across care settings.</w:t>
       </w:r>
     </w:p>
     <w:p>
@@ -3214,7 +3202,16 @@
           <w:sz w:val="22"/>
           <w:szCs w:val="22"/>
         </w:rPr>
-        <w:t xml:space="preserve">Written guidance / protocol referenced for this element (where required).</w:t>
+        <w:t xml:space="preserve">Periodic-review record of the pathway.</w:t>
+      </w:r>
+    </w:p>
+    <w:p>
+      <w:pPr>
+        <w:pStyle w:val="Heading2"/>
+        <w:spacing w:after="100" w:before="220"/>
+      </w:pPr>
+      <w:r>
+        <w:t xml:space="preserve">COP.1.e — Multi-disciplinary and multi-speciality care, where appropriate, is planned based on best clinical practices / clinical practice guidelines and delivered in a uniform manner across the organisation.</w:t>
       </w:r>
     </w:p>
     <w:p>
@@ -3231,16 +3228,7 @@
           <w:sz w:val="22"/>
           <w:szCs w:val="22"/>
         </w:rPr>
-        <w:t xml:space="preserve">Audit sample notes for COP.1.d reviewed «quarterly».</w:t>
-      </w:r>
-    </w:p>
-    <w:p>
-      <w:pPr>
-        <w:pStyle w:val="Heading2"/>
-        <w:spacing w:after="100" w:before="220"/>
-      </w:pPr>
-      <w:r>
-        <w:t xml:space="preserve">COP.1.e — Multi-disciplinary and multi-speciality care, where appropriate, is planned based on best clinical practices / clinical practice guidelines and delivered in a uniform manner across the organisation.</w:t>
+        <w:t xml:space="preserve">Multi-disciplinary care-planning record for a sampled complex case.</w:t>
       </w:r>
     </w:p>
     <w:p>
@@ -3257,7 +3245,7 @@
           <w:sz w:val="22"/>
           <w:szCs w:val="22"/>
         </w:rPr>
-        <w:t xml:space="preserve">Records showing COP.1.e was followed for sampled patients/cases.</w:t>
+        <w:t xml:space="preserve">Best-practice or guideline reference used.</w:t>
       </w:r>
     </w:p>
     <w:p>
@@ -3274,7 +3262,16 @@
           <w:sz w:val="22"/>
           <w:szCs w:val="22"/>
         </w:rPr>
-        <w:t xml:space="preserve">Written guidance / protocol referenced for this element (where required).</w:t>
+        <w:t xml:space="preserve">Uniform-delivery record across the organisation.</w:t>
+      </w:r>
+    </w:p>
+    <w:p>
+      <w:pPr>
+        <w:pStyle w:val="Heading2"/>
+        <w:spacing w:after="100" w:before="220"/>
+      </w:pPr>
+      <w:r>
+        <w:t xml:space="preserve">COP.1.f — Telemedicine facility is provided safely and securely based on written guidance.</w:t>
       </w:r>
     </w:p>
     <w:p>
@@ -3291,16 +3288,7 @@
           <w:sz w:val="22"/>
           <w:szCs w:val="22"/>
         </w:rPr>
-        <w:t xml:space="preserve">Audit sample notes for COP.1.e reviewed «quarterly».</w:t>
-      </w:r>
-    </w:p>
-    <w:p>
-      <w:pPr>
-        <w:pStyle w:val="Heading2"/>
-        <w:spacing w:after="100" w:before="220"/>
-      </w:pPr>
-      <w:r>
-        <w:t xml:space="preserve">COP.1.f — Telemedicine facility is provided safely and securely based on written guidance.</w:t>
+        <w:t xml:space="preserve">Written telemedicine guidance covering safety and security.</w:t>
       </w:r>
     </w:p>
     <w:p>
@@ -3317,7 +3305,7 @@
           <w:sz w:val="22"/>
           <w:szCs w:val="22"/>
         </w:rPr>
-        <w:t xml:space="preserve">Records showing COP.1.f was followed for sampled patients/cases.</w:t>
+        <w:t xml:space="preserve">Telemedicine Practice Guidelines (MoHFW) compliance record.</w:t>
       </w:r>
     </w:p>
     <w:p>
@@ -3334,41 +3322,7 @@
           <w:sz w:val="22"/>
           <w:szCs w:val="22"/>
         </w:rPr>
-        <w:t xml:space="preserve">Written guidance / protocol referenced for this element (where required).</w:t>
-      </w:r>
-    </w:p>
-    <w:p>
-      <w:pPr>
-        <w:pStyle w:val="ListParagraph"/>
-        <w:numPr>
-          <w:ilvl w:val="0"/>
-          <w:numId w:val="1"/>
-        </w:numPr>
-        <w:spacing w:after="60"/>
-      </w:pPr>
-      <w:r>
-        <w:rPr>
-          <w:sz w:val="22"/>
-          <w:szCs w:val="22"/>
-        </w:rPr>
-        <w:t xml:space="preserve">Audit sample notes for COP.1.f reviewed «quarterly».</w:t>
-      </w:r>
-    </w:p>
-    <w:p>
-      <w:pPr>
-        <w:pStyle w:val="ListParagraph"/>
-        <w:numPr>
-          <w:ilvl w:val="0"/>
-          <w:numId w:val="1"/>
-        </w:numPr>
-        <w:spacing w:after="60"/>
-      </w:pPr>
-      <w:r>
-        <w:rPr>
-          <w:sz w:val="22"/>
-          <w:szCs w:val="22"/>
-        </w:rPr>
-        <w:t xml:space="preserve">Documented evidence specifically required by the asterisked interpretation.</w:t>
+        <w:t xml:space="preserve">Consultation-documentation record for a sampled telemedicine encounter.</w:t>
       </w:r>
     </w:p>
     <w:p>

--- a/policies/build/preview_hco/HCO.COP.1_v2_preview.docx
+++ b/policies/build/preview_hco/HCO.COP.1_v2_preview.docx
@@ -692,19 +692,19 @@
           <w:sz w:val="22"/>
           <w:szCs w:val="22"/>
         </w:rPr>
-        <w:t xml:space="preserve">It covers objective elements COP.1.a–f (6 elements).</w:t>
-      </w:r>
-    </w:p>
-    <w:p>
-      <w:pPr>
-        <w:spacing w:after="140"/>
-      </w:pPr>
-      <w:r>
-        <w:rPr>
-          <w:sz w:val="22"/>
-          <w:szCs w:val="22"/>
-        </w:rPr>
-        <w:t xml:space="preserve">This policy owns COP.1. Related AAC, PRE, IPC/HIC, HRM and MOM duties stay with those policies — cross-reference only.</w:t>
+        <w:t xml:space="preserve">This policy covers all 6 requirements under this standard, listed in detail below.</w:t>
+      </w:r>
+    </w:p>
+    <w:p>
+      <w:pPr>
+        <w:spacing w:after="140"/>
+      </w:pPr>
+      <w:r>
+        <w:rPr>
+          <w:sz w:val="22"/>
+          <w:szCs w:val="22"/>
+        </w:rPr>
+        <w:t xml:space="preserve">This policy covers uniform care guided by written guidance specifically. Related duties — like patient assessment, patient rights, infection control, staffing, or medication management — are covered in the hospital's other policies, not repeated here.</w:t>
       </w:r>
     </w:p>
     <w:p>
@@ -749,19 +749,19 @@
           <w:sz w:val="22"/>
           <w:szCs w:val="22"/>
         </w:rPr>
-        <w:t xml:space="preserve">It covers 6 objective elements (COP.1.a, COP.1.b, COP.1.c, COP.1.d, COP.1.e, COP.1.f).</w:t>
-      </w:r>
-    </w:p>
-    <w:p>
-      <w:pPr>
-        <w:spacing w:after="140"/>
-      </w:pPr>
-      <w:r>
-        <w:rPr>
-          <w:sz w:val="22"/>
-          <w:szCs w:val="22"/>
-        </w:rPr>
-        <w:t xml:space="preserve">Boundaries: do not overwrite HCO AAC policies. Spell out abbreviations on first use in training materials.</w:t>
+        <w:t xml:space="preserve">This policy covers all 6 requirements under this standard, listed in detail below.</w:t>
+      </w:r>
+    </w:p>
+    <w:p>
+      <w:pPr>
+        <w:spacing w:after="140"/>
+      </w:pPr>
+      <w:r>
+        <w:rPr>
+          <w:sz w:val="22"/>
+          <w:szCs w:val="22"/>
+        </w:rPr>
+        <w:t xml:space="preserve">This policy covers uniform care guided by written guidance specifically. Related duties — like patient assessment, patient rights, infection control, staffing, or medication management — are covered in the hospital's other policies, not repeated here. Spell out abbreviations on first use in training materials.</w:t>
       </w:r>
     </w:p>
     <w:p>
